--- a/documentation/3 - Guide_installation.docx
+++ b/documentation/3 - Guide_installation.docx
@@ -149,7 +149,7 @@
           </w:tcPr>
           <w:p>
             <w:r>
-              <w:t>CYNA-INS-002</w:t>
+              <w:t>CYNA-INS-001</w:t>
             </w:r>
           </w:p>
         </w:tc>
@@ -187,7 +187,7 @@
           </w:tcPr>
           <w:p>
             <w:r>
-              <w:t>2.0</w:t>
+              <w:t>1.0</w:t>
             </w:r>
           </w:p>
         </w:tc>
@@ -1620,7 +1620,7 @@
               <w:rPr>
                 <w:sz w:val="17"/>
               </w:rPr>
-              <w:t>Preview et production OpenNext</w:t>
+              <w:t>Preview et production Next.js via plugin Netlify</w:t>
             </w:r>
           </w:p>
         </w:tc>
@@ -1645,6 +1645,33 @@
       </w:r>
       <w:r>
         <w:t xml:space="preserve"> décrit seulement les noms et valeurs fictives.</w:t>
+      </w:r>
+    </w:p>
+    <w:p>
+      <w:r>
+        <w:t xml:space="preserve">Node.js 24 s'applique au poste local et à GitHub Actions. Le déploiement Netlify actuellement validé utilise Node.js 22, déclaré dans le </w:t>
+      </w:r>
+      <w:r>
+        <w:rPr>
+          <w:rFonts w:ascii="Consolas" w:hAnsi="Consolas"/>
+          <w:color w:val="4A339E"/>
+          <w:sz w:val="18"/>
+        </w:rPr>
+        <w:t>netlify.toml</w:t>
+      </w:r>
+      <w:r>
+        <w:t xml:space="preserve"> racine, avec </w:t>
+      </w:r>
+      <w:r>
+        <w:rPr>
+          <w:rFonts w:ascii="Consolas" w:hAnsi="Consolas"/>
+          <w:color w:val="4A339E"/>
+          <w:sz w:val="18"/>
+        </w:rPr>
+        <w:t>@netlify/plugin-nextjs</w:t>
+      </w:r>
+      <w:r>
+        <w:t>. Cette différence doit être testée après chaque montée de version de Next.js, Node.js ou du plugin.</w:t>
       </w:r>
     </w:p>
     <w:p>
@@ -3770,7 +3797,7 @@
       <w:r>
         <w:drawing>
           <wp:inline xmlns:a="http://schemas.openxmlformats.org/drawingml/2006/main" xmlns:pic="http://schemas.openxmlformats.org/drawingml/2006/picture">
-            <wp:extent cx="5652000" cy="3525799"/>
+            <wp:extent cx="5652000" cy="3496326"/>
             <wp:docPr id="2" name="Picture 2" descr="Topologie de déploiement" title="Topologie de déploiement"/>
             <wp:cNvGraphicFramePr>
               <a:graphicFrameLocks noChangeAspect="1"/>
@@ -3791,7 +3818,7 @@
                   <pic:spPr>
                     <a:xfrm>
                       <a:off x="0" y="0"/>
-                      <a:ext cx="5652000" cy="3525799"/>
+                      <a:ext cx="5652000" cy="3496326"/>
                     </a:xfrm>
                     <a:prstGeom prst="rect"/>
                   </pic:spPr>
@@ -3826,7 +3853,18 @@
         <w:t>netlify.toml</w:t>
       </w:r>
       <w:r>
-        <w:t xml:space="preserve"> définir base, commande, publication et Node 24.</w:t>
+        <w:t xml:space="preserve"> définir la base </w:t>
+      </w:r>
+      <w:r>
+        <w:rPr>
+          <w:rFonts w:ascii="Consolas" w:hAnsi="Consolas"/>
+          <w:color w:val="4A339E"/>
+          <w:sz w:val="18"/>
+        </w:rPr>
+        <w:t>webapp-cyna</w:t>
+      </w:r>
+      <w:r>
+        <w:t>, la commande, la publication, Node 22 et le plugin Next.js.</w:t>
       </w:r>
     </w:p>
     <w:p>
@@ -5174,7 +5212,7 @@
         <w:color w:val="626273"/>
         <w:sz w:val="16"/>
       </w:rPr>
-      <w:t>CYNA  ·  CYNA-INS-002</w:t>
+      <w:t>CYNA  ·  CYNA-INS-001</w:t>
     </w:r>
   </w:p>
 </w:hdr>
@@ -5193,7 +5231,7 @@
         <w:color w:val="626273"/>
         <w:sz w:val="16"/>
       </w:rPr>
-      <w:t>CYNA  ·  CYNA-INS-002</w:t>
+      <w:t>CYNA  ·  CYNA-INS-001</w:t>
     </w:r>
   </w:p>
 </w:hdr>
@@ -5212,7 +5250,7 @@
         <w:color w:val="626273"/>
         <w:sz w:val="16"/>
       </w:rPr>
-      <w:t>CYNA  ·  CYNA-INS-002</w:t>
+      <w:t>CYNA  ·  CYNA-INS-001</w:t>
     </w:r>
   </w:p>
 </w:hdr>
